--- a/Cover_Letters/Shinoy_Schuberg_Philis_Cloud_Engineer_AWS_Cover_Letter.docx
+++ b/Cover_Letters/Shinoy_Schuberg_Philis_Cloud_Engineer_AWS_Cover_Letter.docx
@@ -14,7 +14,7 @@
     </w:p>
     <w:p>
       <w:r>
-        <w:t>September 07, 2026</w:t>
+        <w:t>September 29, 2026</w:t>
       </w:r>
     </w:p>
     <w:p>
@@ -35,12 +35,12 @@
     </w:p>
     <w:p>
       <w:r>
-        <w:t>While my primary background is in QA automation and release engineering, I have frequently worked hands-on with AWS, Linux, and infrastructure tasks such as setting up environments and managing CI/CD pipelines. I have also used tools like Gemini Code Assist to streamline deployment scripts and test generation, which helps me work efficiently with modern tooling.</w:t>
+        <w:t>In my recent work with Tata Consultancy Services and Infosys, I have spent a lot of time working with AWS, Terraform, and Linux environments to provision infrastructure and support CI/CD pipelines. While my core background is in QA automation and backend validation, I have hands-on experience building out the underlying cloud components and managing containerized setups using Docker. I am comfortable working with infrastructure as code and scripting to automate operational tasks, which helps keep deployment pipelines running smoothly.</w:t>
       </w:r>
     </w:p>
     <w:p>
       <w:r>
-        <w:t>I am comfortable working in Git-driven workflows and supporting reliable, mission-critical systems. Joining Schuberg Philis would allow me to apply my background in cloud environments and automation to help manage your AWS landing zones and support your engineering teams.</w:t>
+        <w:t>I appreciate your focus on end-to-end responsibility and building resilient systems. Managing landing zones and ensuring high availability for client platforms is work that I find genuinely interesting, and I am ready to bring my background in cloud tooling and automation to your team.</w:t>
       </w:r>
     </w:p>
     <w:p>
